--- a/plan bestanden/debriefling Hendrik Hogendijk.docx
+++ b/plan bestanden/debriefling Hendrik Hogendijk.docx
@@ -3,520 +3,306 @@
 <w:document xmlns:wpc="http://schemas.microsoft.com/office/word/2010/wordprocessingCanvas" xmlns:cx="http://schemas.microsoft.com/office/drawing/2014/chartex" xmlns:cx1="http://schemas.microsoft.com/office/drawing/2015/9/8/chartex" xmlns:cx2="http://schemas.microsoft.com/office/drawing/2015/10/21/chartex" xmlns:cx3="http://schemas.microsoft.com/office/drawing/2016/5/9/chartex" xmlns:cx4="http://schemas.microsoft.com/office/drawing/2016/5/10/chartex" xmlns:cx5="http://schemas.microsoft.com/office/drawing/2016/5/11/chartex" xmlns:cx6="http://schemas.microsoft.com/office/drawing/2016/5/12/chartex" xmlns:cx7="http://schemas.microsoft.com/office/drawing/2016/5/13/chartex" xmlns:cx8="http://schemas.microsoft.com/office/drawing/2016/5/14/chartex" xmlns:mc="http://schemas.openxmlformats.org/markup-compatibility/2006" xmlns:aink="http://schemas.microsoft.com/office/drawing/2016/ink" xmlns:am3d="http://schemas.microsoft.com/office/drawing/2017/model3d" xmlns:o="urn:schemas-microsoft-com:office:office" xmlns:oel="http://schemas.microsoft.com/office/2019/extlst" xmlns:r="http://schemas.openxmlformats.org/officeDocument/2006/relationships" xmlns:m="http://schemas.openxmlformats.org/officeDocument/2006/math" xmlns:v="urn:schemas-microsoft-com:vml" xmlns:wp14="http://schemas.microsoft.com/office/word/2010/wordprocessingDrawing" xmlns:wp="http://schemas.openxmlformats.org/drawingml/2006/wordprocessingDrawing" xmlns:w10="urn:schemas-microsoft-com:office:word" xmlns:w="http://schemas.openxmlformats.org/wordprocessingml/2006/main" xmlns:w14="http://schemas.microsoft.com/office/word/2010/wordml" xmlns:w15="http://schemas.microsoft.com/office/word/2012/wordml" xmlns:w16cex="http://schemas.microsoft.com/office/word/2018/wordml/cex" xmlns:w16cid="http://schemas.microsoft.com/office/word/2016/wordml/cid" xmlns:w16="http://schemas.microsoft.com/office/word/2018/wordml" xmlns:w16du="http://schemas.microsoft.com/office/word/2023/wordml/word16du" xmlns:w16sdtdh="http://schemas.microsoft.com/office/word/2020/wordml/sdtdatahash" xmlns:w16sdtfl="http://schemas.microsoft.com/office/word/2024/wordml/sdtformatlock" xmlns:w16se="http://schemas.microsoft.com/office/word/2015/wordml/symex" xmlns:wpg="http://schemas.microsoft.com/office/word/2010/wordprocessingGroup" xmlns:wpi="http://schemas.microsoft.com/office/word/2010/wordprocessingInk" xmlns:wne="http://schemas.microsoft.com/office/word/2006/wordml" xmlns:wps="http://schemas.microsoft.com/office/word/2010/wordprocessingShape" mc:Ignorable="w14 w15 w16se w16cid w16 w16cex w16sdtdh w16sdtfl w16du wp14">
   <w:body>
     <w:p>
-      <w:r>
-        <w:t>De-briefing Hendrik Hogendijk</w:t>
+      <w:pPr>
+        <w:pStyle w:val="Heading1"/>
+        <w:rPr>
+          <w:rFonts w:hint="eastAsia"/>
+        </w:rPr>
+      </w:pPr>
+      <w:r>
+        <w:t>Debriefing</w:t>
+      </w:r>
+      <w:r>
+        <w:t xml:space="preserve"> Hendrik Hogendijk</w:t>
       </w:r>
     </w:p>
     <w:p>
       <w:r>
-        <w:t xml:space="preserve">Hendrik Hogendijk </w:t>
-      </w:r>
-      <w:proofErr w:type="spellStart"/>
-      <w:r>
-        <w:t>doet</w:t>
-      </w:r>
-      <w:proofErr w:type="spellEnd"/>
+        <w:t>Hendrik Hogendijk</w:t>
+      </w:r>
+      <w:r>
+        <w:t xml:space="preserve"> is een jaar geleden gestart als zelfstandige </w:t>
+      </w:r>
+      <w:r>
+        <w:rPr>
+          <w:rFonts w:ascii="Aptos" w:eastAsia="Aptos" w:hAnsi="Aptos" w:cs="Aptos"/>
+        </w:rPr>
+        <w:t>hovenier</w:t>
+      </w:r>
+      <w:r>
+        <w:t>, in de regio Zeist en de Bilt.</w:t>
+      </w:r>
+      <w:r>
+        <w:t xml:space="preserve"> Voornamelijk werkt hij aan het onderhouden van de tuien</w:t>
+      </w:r>
+      <w:r>
+        <w:t>,</w:t>
+      </w:r>
+      <w:r>
+        <w:t xml:space="preserve"> maar </w:t>
+      </w:r>
+      <w:r>
+        <w:t>word</w:t>
+      </w:r>
       <w:r>
         <w:t xml:space="preserve"> </w:t>
       </w:r>
-      <w:proofErr w:type="spellStart"/>
-      <w:r>
-        <w:t>aan</w:t>
-      </w:r>
-      <w:proofErr w:type="spellEnd"/>
+      <w:r>
+        <w:t xml:space="preserve">hij </w:t>
+      </w:r>
+      <w:r>
+        <w:t>o</w:t>
+      </w:r>
+      <w:r>
+        <w:t>ok wel</w:t>
+      </w:r>
       <w:r>
         <w:t xml:space="preserve"> </w:t>
       </w:r>
-      <w:proofErr w:type="spellStart"/>
-      <w:r>
-        <w:t>onderhoud</w:t>
-      </w:r>
-      <w:proofErr w:type="spellEnd"/>
-      <w:r>
-        <w:t xml:space="preserve"> van Tuinen, in de regio Zeist </w:t>
-      </w:r>
-      <w:proofErr w:type="spellStart"/>
-      <w:r>
-        <w:t>en</w:t>
-      </w:r>
-      <w:proofErr w:type="spellEnd"/>
-      <w:r>
-        <w:t xml:space="preserve"> de Bilt. </w:t>
-      </w:r>
-      <w:r>
-        <w:t xml:space="preserve">Ook </w:t>
-      </w:r>
-      <w:proofErr w:type="spellStart"/>
-      <w:r>
-        <w:t>weleens</w:t>
-      </w:r>
-      <w:proofErr w:type="spellEnd"/>
-      <w:r>
-        <w:t xml:space="preserve"> </w:t>
-      </w:r>
-      <w:proofErr w:type="spellStart"/>
-      <w:r>
-        <w:t>gevraagd</w:t>
-      </w:r>
-      <w:proofErr w:type="spellEnd"/>
-      <w:r>
-        <w:t xml:space="preserve"> </w:t>
-      </w:r>
-      <w:proofErr w:type="spellStart"/>
-      <w:r>
-        <w:t>voor</w:t>
-      </w:r>
-      <w:proofErr w:type="spellEnd"/>
-      <w:r>
-        <w:t xml:space="preserve"> het </w:t>
-      </w:r>
-      <w:proofErr w:type="spellStart"/>
-      <w:r>
-        <w:t>ontwerpen</w:t>
-      </w:r>
-      <w:proofErr w:type="spellEnd"/>
-      <w:r>
-        <w:t xml:space="preserve"> </w:t>
-      </w:r>
-      <w:proofErr w:type="spellStart"/>
-      <w:r>
-        <w:t>en</w:t>
-      </w:r>
-      <w:proofErr w:type="spellEnd"/>
-      <w:r>
-        <w:t xml:space="preserve"> </w:t>
-      </w:r>
-      <w:proofErr w:type="spellStart"/>
-      <w:r>
-        <w:t>vernieuwen</w:t>
-      </w:r>
-      <w:proofErr w:type="spellEnd"/>
-      <w:r>
-        <w:t xml:space="preserve"> van </w:t>
-      </w:r>
-      <w:proofErr w:type="spellStart"/>
-      <w:r>
-        <w:t>tuinen</w:t>
-      </w:r>
-      <w:proofErr w:type="spellEnd"/>
+      <w:r>
+        <w:t>eens gevraagd voor het ontwerpen en vernieuwen van tuinen</w:t>
+      </w:r>
     </w:p>
     <w:p>
-      <w:proofErr w:type="spellStart"/>
-      <w:r>
-        <w:t>Klant</w:t>
-      </w:r>
-      <w:proofErr w:type="spellEnd"/>
-      <w:r>
-        <w:t xml:space="preserve"> wilt op de website </w:t>
-      </w:r>
-      <w:proofErr w:type="spellStart"/>
-      <w:r>
-        <w:t>graag</w:t>
-      </w:r>
-      <w:proofErr w:type="spellEnd"/>
-      <w:r>
-        <w:t xml:space="preserve"> laten </w:t>
-      </w:r>
-      <w:proofErr w:type="spellStart"/>
-      <w:r>
-        <w:t>zien</w:t>
-      </w:r>
-      <w:proofErr w:type="spellEnd"/>
-      <w:r>
-        <w:t xml:space="preserve"> wat </w:t>
-      </w:r>
-      <w:proofErr w:type="spellStart"/>
-      <w:r>
-        <w:t>hij</w:t>
-      </w:r>
-      <w:proofErr w:type="spellEnd"/>
+      <w:r>
+        <w:t xml:space="preserve">De klant heeft ons als team 123 website makers </w:t>
+      </w:r>
+      <w:r>
+        <w:t xml:space="preserve">benaderd </w:t>
+      </w:r>
+      <w:r>
+        <w:t>om voor hem een website te maken voor zijn bijbehorende doelgroep</w:t>
+      </w:r>
+      <w:r>
+        <w:t>,</w:t>
+      </w:r>
       <w:r>
         <w:t xml:space="preserve"> </w:t>
       </w:r>
-      <w:proofErr w:type="spellStart"/>
-      <w:r>
-        <w:t>gedaan</w:t>
-      </w:r>
-      <w:proofErr w:type="spellEnd"/>
-      <w:r>
-        <w:t xml:space="preserve"> </w:t>
-      </w:r>
-      <w:proofErr w:type="spellStart"/>
-      <w:r>
-        <w:t>heeft</w:t>
-      </w:r>
-      <w:proofErr w:type="spellEnd"/>
-      <w:r>
-        <w:t xml:space="preserve"> </w:t>
-      </w:r>
-      <w:proofErr w:type="spellStart"/>
-      <w:r>
-        <w:t>en</w:t>
-      </w:r>
-      <w:proofErr w:type="spellEnd"/>
-      <w:r>
-        <w:t xml:space="preserve"> </w:t>
-      </w:r>
-      <w:proofErr w:type="spellStart"/>
-      <w:r>
-        <w:t>hij</w:t>
-      </w:r>
-      <w:proofErr w:type="spellEnd"/>
-      <w:r>
-        <w:t xml:space="preserve"> wilt </w:t>
-      </w:r>
-      <w:proofErr w:type="spellStart"/>
-      <w:r>
-        <w:t>ook</w:t>
-      </w:r>
-      <w:proofErr w:type="spellEnd"/>
-      <w:r>
-        <w:t xml:space="preserve"> met de website </w:t>
-      </w:r>
-      <w:proofErr w:type="spellStart"/>
-      <w:r>
-        <w:t>nieuwe</w:t>
-      </w:r>
-      <w:proofErr w:type="spellEnd"/>
-      <w:r>
-        <w:t xml:space="preserve"> </w:t>
-      </w:r>
-      <w:proofErr w:type="spellStart"/>
-      <w:r>
-        <w:t>klanten</w:t>
-      </w:r>
-      <w:proofErr w:type="spellEnd"/>
-      <w:r>
-        <w:t xml:space="preserve"> </w:t>
-      </w:r>
-      <w:proofErr w:type="spellStart"/>
-      <w:r>
-        <w:t>naar</w:t>
-      </w:r>
-      <w:proofErr w:type="spellEnd"/>
-      <w:r>
-        <w:t xml:space="preserve"> </w:t>
-      </w:r>
-      <w:proofErr w:type="spellStart"/>
-      <w:r>
-        <w:t>binnen</w:t>
-      </w:r>
-      <w:proofErr w:type="spellEnd"/>
-      <w:r>
-        <w:t xml:space="preserve"> </w:t>
-      </w:r>
-      <w:proofErr w:type="spellStart"/>
-      <w:r>
-        <w:t>halen</w:t>
-      </w:r>
-      <w:proofErr w:type="spellEnd"/>
-      <w:r>
-        <w:t>.</w:t>
+      <w:r>
+        <w:t>Waarop informatie te vinden is over hemzelf en zijn werk.</w:t>
       </w:r>
     </w:p>
     <w:p>
-      <w:proofErr w:type="spellStart"/>
-      <w:r>
-        <w:t>Klant</w:t>
-      </w:r>
-      <w:proofErr w:type="spellEnd"/>
-      <w:r>
-        <w:t xml:space="preserve"> wilt </w:t>
-      </w:r>
-      <w:proofErr w:type="spellStart"/>
+      <w:r>
+        <w:t>De k</w:t>
+      </w:r>
+      <w:r>
+        <w:t xml:space="preserve">lant wil op de website graag laten zien wat hij gedaan heeft </w:t>
+      </w:r>
       <w:r>
         <w:t>ook</w:t>
       </w:r>
-      <w:proofErr w:type="spellEnd"/>
+      <w:r>
+        <w:t xml:space="preserve"> wil</w:t>
+      </w:r>
+      <w:r>
+        <w:t xml:space="preserve"> hij</w:t>
+      </w:r>
+      <w:r>
+        <w:t xml:space="preserve"> met de website nieuwe klanten</w:t>
+      </w:r>
+      <w:r>
+        <w:t xml:space="preserve"> en opdrachten</w:t>
+      </w:r>
       <w:r>
         <w:t xml:space="preserve"> </w:t>
       </w:r>
-      <w:proofErr w:type="spellStart"/>
-      <w:r>
-        <w:t>plek</w:t>
-      </w:r>
-      <w:proofErr w:type="spellEnd"/>
+      <w:r>
+        <w:t>binnenhalen</w:t>
+      </w:r>
+      <w:r>
+        <w:t>.</w:t>
+      </w:r>
       <w:r>
         <w:t xml:space="preserve"> </w:t>
       </w:r>
-      <w:proofErr w:type="spellStart"/>
-      <w:r>
-        <w:t>voor</w:t>
-      </w:r>
-      <w:proofErr w:type="spellEnd"/>
-      <w:r>
-        <w:t xml:space="preserve"> </w:t>
-      </w:r>
-      <w:proofErr w:type="spellStart"/>
-      <w:r>
-        <w:t>recensies</w:t>
-      </w:r>
-      <w:proofErr w:type="spellEnd"/>
-      <w:r>
-        <w:t xml:space="preserve"> op de website. Met </w:t>
-      </w:r>
-      <w:proofErr w:type="spellStart"/>
-      <w:r>
-        <w:t>foto’s</w:t>
-      </w:r>
-      <w:proofErr w:type="spellEnd"/>
-      <w:r>
-        <w:t xml:space="preserve"> van </w:t>
-      </w:r>
-      <w:proofErr w:type="spellStart"/>
-      <w:r>
-        <w:t>voorbeelden</w:t>
-      </w:r>
-      <w:proofErr w:type="spellEnd"/>
-      <w:r>
-        <w:t xml:space="preserve"> </w:t>
-      </w:r>
-      <w:proofErr w:type="spellStart"/>
-      <w:r>
-        <w:t>en</w:t>
-      </w:r>
-      <w:proofErr w:type="spellEnd"/>
-      <w:r>
-        <w:t xml:space="preserve"> </w:t>
-      </w:r>
-      <w:proofErr w:type="spellStart"/>
-      <w:r>
-        <w:t>eventueel</w:t>
-      </w:r>
-      <w:proofErr w:type="spellEnd"/>
-      <w:r>
-        <w:t xml:space="preserve"> </w:t>
-      </w:r>
-      <w:proofErr w:type="spellStart"/>
-      <w:r>
-        <w:t>een</w:t>
-      </w:r>
-      <w:proofErr w:type="spellEnd"/>
-      <w:r>
-        <w:t xml:space="preserve"> slideshow met </w:t>
-      </w:r>
-      <w:proofErr w:type="spellStart"/>
-      <w:r>
-        <w:t>foto’s</w:t>
-      </w:r>
-      <w:proofErr w:type="spellEnd"/>
+      <w:r>
+        <w:t xml:space="preserve">Voor zijn </w:t>
+      </w:r>
+      <w:r>
+        <w:t xml:space="preserve">website </w:t>
+      </w:r>
+      <w:r>
+        <w:t xml:space="preserve">wil hij </w:t>
+      </w:r>
+      <w:r>
+        <w:t xml:space="preserve">een slideshow hebben met foto’s die hij </w:t>
+      </w:r>
+      <w:r>
+        <w:t xml:space="preserve">in </w:t>
+      </w:r>
+      <w:r>
+        <w:t>N</w:t>
+      </w:r>
+      <w:r>
+        <w:t>otion heeft opgestuurd (zie :</w:t>
+      </w:r>
+      <w:hyperlink r:id="rId7">
+        <w:r>
+          <w:rPr>
+            <w:rStyle w:val="Hyperlink"/>
+          </w:rPr>
+          <w:t>Foto’s voor op de site</w:t>
+        </w:r>
+      </w:hyperlink>
+      <w:r>
+        <w:t xml:space="preserve"> ).</w:t>
+      </w:r>
     </w:p>
     <w:p>
       <w:r>
-        <w:t xml:space="preserve">Website </w:t>
-      </w:r>
-      <w:proofErr w:type="spellStart"/>
-      <w:r>
-        <w:t>moet</w:t>
-      </w:r>
-      <w:proofErr w:type="spellEnd"/>
+        <w:t>De k</w:t>
+      </w:r>
+      <w:r>
+        <w:t>lant wil ook plek voor recensies op de website</w:t>
+      </w:r>
+      <w:r>
+        <w:t xml:space="preserve"> m</w:t>
+      </w:r>
+      <w:r>
+        <w:t xml:space="preserve">et foto’s </w:t>
+      </w:r>
+      <w:r>
+        <w:t xml:space="preserve">die door de </w:t>
+      </w:r>
+      <w:r>
+        <w:t>rezencent</w:t>
+      </w:r>
+      <w:r>
+        <w:t xml:space="preserve"> opgestuurd k</w:t>
+      </w:r>
+      <w:r>
+        <w:t>unnen</w:t>
+      </w:r>
+      <w:r>
+        <w:t xml:space="preserve"> worden als</w:t>
+      </w:r>
       <w:r>
         <w:t xml:space="preserve"> </w:t>
       </w:r>
-      <w:proofErr w:type="spellStart"/>
-      <w:r>
-        <w:t>goed</w:t>
-      </w:r>
-      <w:proofErr w:type="spellEnd"/>
-      <w:r>
-        <w:t xml:space="preserve"> </w:t>
-      </w:r>
-      <w:proofErr w:type="spellStart"/>
-      <w:r>
-        <w:t>te</w:t>
-      </w:r>
-      <w:proofErr w:type="spellEnd"/>
-      <w:r>
-        <w:t xml:space="preserve"> </w:t>
-      </w:r>
-      <w:proofErr w:type="spellStart"/>
-      <w:r>
-        <w:t>lezen</w:t>
-      </w:r>
-      <w:proofErr w:type="spellEnd"/>
-      <w:r>
-        <w:t xml:space="preserve"> </w:t>
-      </w:r>
-      <w:proofErr w:type="spellStart"/>
-      <w:r>
-        <w:t>zijn</w:t>
-      </w:r>
-      <w:proofErr w:type="spellEnd"/>
-      <w:r>
-        <w:t xml:space="preserve"> op </w:t>
-      </w:r>
-      <w:proofErr w:type="spellStart"/>
-      <w:r>
-        <w:t>een</w:t>
-      </w:r>
-      <w:proofErr w:type="spellEnd"/>
-      <w:r>
-        <w:t xml:space="preserve"> computer </w:t>
-      </w:r>
-      <w:proofErr w:type="spellStart"/>
-      <w:r>
-        <w:t>en</w:t>
-      </w:r>
-      <w:proofErr w:type="spellEnd"/>
-      <w:r>
-        <w:t xml:space="preserve"> </w:t>
-      </w:r>
-      <w:proofErr w:type="spellStart"/>
-      <w:r>
-        <w:t>ook</w:t>
-      </w:r>
-      <w:proofErr w:type="spellEnd"/>
-      <w:r>
-        <w:t xml:space="preserve"> op mobile.</w:t>
-      </w:r>
-      <w:r>
-        <w:t xml:space="preserve"> </w:t>
-      </w:r>
-      <w:proofErr w:type="spellStart"/>
-      <w:r>
-        <w:t>Contactgegevens</w:t>
-      </w:r>
-      <w:proofErr w:type="spellEnd"/>
-      <w:r>
-        <w:t xml:space="preserve"> </w:t>
-      </w:r>
-      <w:proofErr w:type="spellStart"/>
-      <w:r>
-        <w:t>moeten</w:t>
-      </w:r>
-      <w:proofErr w:type="spellEnd"/>
-      <w:r>
-        <w:t xml:space="preserve"> </w:t>
-      </w:r>
-      <w:proofErr w:type="spellStart"/>
-      <w:r>
-        <w:t>makkelijk</w:t>
-      </w:r>
-      <w:proofErr w:type="spellEnd"/>
-      <w:r>
-        <w:t xml:space="preserve"> </w:t>
-      </w:r>
-      <w:proofErr w:type="spellStart"/>
-      <w:r>
-        <w:t>te</w:t>
-      </w:r>
-      <w:proofErr w:type="spellEnd"/>
-      <w:r>
-        <w:t xml:space="preserve"> </w:t>
-      </w:r>
-      <w:proofErr w:type="spellStart"/>
-      <w:r>
-        <w:t>vinden</w:t>
-      </w:r>
-      <w:proofErr w:type="spellEnd"/>
-      <w:r>
-        <w:t xml:space="preserve"> </w:t>
-      </w:r>
-      <w:proofErr w:type="spellStart"/>
-      <w:r>
-        <w:t>zijn</w:t>
-      </w:r>
-      <w:proofErr w:type="spellEnd"/>
-      <w:r>
-        <w:t xml:space="preserve"> </w:t>
-      </w:r>
-      <w:proofErr w:type="spellStart"/>
-      <w:r>
-        <w:t>en</w:t>
-      </w:r>
-      <w:proofErr w:type="spellEnd"/>
-      <w:r>
-        <w:t xml:space="preserve"> </w:t>
-      </w:r>
-      <w:proofErr w:type="spellStart"/>
-      <w:r>
-        <w:t>eventueel</w:t>
-      </w:r>
-      <w:proofErr w:type="spellEnd"/>
-      <w:r>
-        <w:t xml:space="preserve"> </w:t>
-      </w:r>
-      <w:proofErr w:type="spellStart"/>
-      <w:r>
-        <w:t>ook</w:t>
-      </w:r>
-      <w:proofErr w:type="spellEnd"/>
-      <w:r>
-        <w:t xml:space="preserve"> </w:t>
-      </w:r>
-      <w:proofErr w:type="spellStart"/>
-      <w:r>
-        <w:t>een</w:t>
-      </w:r>
-      <w:proofErr w:type="spellEnd"/>
-      <w:r>
-        <w:t xml:space="preserve"> </w:t>
-      </w:r>
-      <w:proofErr w:type="spellStart"/>
-      <w:r>
-        <w:t>contactformulier</w:t>
-      </w:r>
-      <w:proofErr w:type="spellEnd"/>
-      <w:r>
-        <w:t xml:space="preserve">. </w:t>
+      <w:r>
+        <w:t>voorbeelden</w:t>
+      </w:r>
+      <w:r>
+        <w:t>.</w:t>
       </w:r>
     </w:p>
     <w:p>
-      <w:proofErr w:type="spellStart"/>
-      <w:r>
-        <w:t>Doelgroep</w:t>
-      </w:r>
-      <w:proofErr w:type="spellEnd"/>
-      <w:r>
-        <w:t xml:space="preserve"> van de website is </w:t>
-      </w:r>
-      <w:proofErr w:type="spellStart"/>
-      <w:r>
-        <w:t>oudere</w:t>
-      </w:r>
-      <w:proofErr w:type="spellEnd"/>
-      <w:r>
-        <w:t xml:space="preserve">, </w:t>
-      </w:r>
-      <w:proofErr w:type="spellStart"/>
-      <w:r>
-        <w:t>zeer</w:t>
-      </w:r>
-      <w:proofErr w:type="spellEnd"/>
+      <w:r>
+        <w:t>De w</w:t>
+      </w:r>
+      <w:r>
+        <w:t xml:space="preserve">ebsite moet </w:t>
+      </w:r>
+      <w:r>
+        <w:t xml:space="preserve">overzichtelijk en </w:t>
+      </w:r>
+      <w:r>
+        <w:t xml:space="preserve">goed te lezen zijn op een computer </w:t>
+      </w:r>
+      <w:r>
+        <w:t xml:space="preserve">maar ook </w:t>
+      </w:r>
+      <w:r>
+        <w:t>op</w:t>
+      </w:r>
+      <w:r>
+        <w:t xml:space="preserve"> een</w:t>
+      </w:r>
+      <w:r>
+        <w:t xml:space="preserve"> mobile</w:t>
+      </w:r>
+      <w:r>
+        <w:t xml:space="preserve"> tel</w:t>
+      </w:r>
+      <w:r>
+        <w:t>e</w:t>
+      </w:r>
+      <w:r>
+        <w:t>foon</w:t>
+      </w:r>
+      <w:r>
+        <w:t>.</w:t>
+      </w:r>
       <w:r>
         <w:t xml:space="preserve"> </w:t>
       </w:r>
-      <w:proofErr w:type="spellStart"/>
-      <w:r>
-        <w:t>welgestelde</w:t>
-      </w:r>
-      <w:proofErr w:type="spellEnd"/>
+      <w:r>
+        <w:t>Zijn c</w:t>
+      </w:r>
+      <w:r>
+        <w:t>ontactgegevens moeten makkelijk te vinden zijn</w:t>
+      </w:r>
+      <w:r>
+        <w:t xml:space="preserve"> met</w:t>
+      </w:r>
+      <w:r>
+        <w:t xml:space="preserve"> eventueel een contactformulier</w:t>
+      </w:r>
+      <w:r>
+        <w:t xml:space="preserve"> erbij</w:t>
+      </w:r>
+      <w:r>
+        <w:t xml:space="preserve">. </w:t>
+      </w:r>
+      <w:r>
+        <w:t>De d</w:t>
+      </w:r>
+      <w:r>
+        <w:t xml:space="preserve">oelgroep van de website </w:t>
+      </w:r>
+      <w:r>
+        <w:t xml:space="preserve">zijn </w:t>
+      </w:r>
+      <w:r>
+        <w:t>oudere, zeer welgestelde mensen uit de regio Zeist en de Bilt.</w:t>
+      </w:r>
+    </w:p>
+    <w:p>
+      <w:r>
+        <w:t>Tussentijd</w:t>
+      </w:r>
+      <w:r>
+        <w:t>s</w:t>
+      </w:r>
+      <w:r>
+        <w:t xml:space="preserve"> moet de klant ingelicht worden over het </w:t>
+      </w:r>
+      <w:r>
+        <w:t>proces</w:t>
+      </w:r>
       <w:r>
         <w:t xml:space="preserve"> </w:t>
       </w:r>
-      <w:proofErr w:type="spellStart"/>
-      <w:r>
-        <w:t>mensen</w:t>
-      </w:r>
-      <w:proofErr w:type="spellEnd"/>
-      <w:r>
-        <w:t xml:space="preserve"> </w:t>
-      </w:r>
-      <w:proofErr w:type="spellStart"/>
-      <w:r>
-        <w:t>uit</w:t>
-      </w:r>
-      <w:proofErr w:type="spellEnd"/>
-      <w:r>
-        <w:t xml:space="preserve"> de regio Zeist </w:t>
-      </w:r>
-      <w:proofErr w:type="spellStart"/>
-      <w:r>
-        <w:t>en</w:t>
-      </w:r>
-      <w:proofErr w:type="spellEnd"/>
-      <w:r>
-        <w:t xml:space="preserve"> de Bilt.</w:t>
+      <w:r>
+        <w:t>in een meeting waarin wij veranderingen en r</w:t>
+      </w:r>
+      <w:r>
+        <w:t>e</w:t>
+      </w:r>
+      <w:r>
+        <w:t>sultaten kunnen bespreken.</w:t>
+      </w:r>
+    </w:p>
+    <w:p>
+      <w:r>
+        <w:t>De logo en huisstijl verwachten wij hooguit volgende week binnen te krijgen i.v.m</w:t>
+      </w:r>
+      <w:r>
+        <w:t>.</w:t>
+      </w:r>
+      <w:r>
+        <w:t xml:space="preserve"> de vormgever die samen werkt met </w:t>
+      </w:r>
+      <w:r>
+        <w:t>Mn</w:t>
+      </w:r>
+      <w:r>
+        <w:t>r</w:t>
+      </w:r>
+      <w:r>
+        <w:t>. Hogendijk.</w:t>
       </w:r>
     </w:p>
     <w:sectPr>
@@ -538,7 +324,7 @@
         <w:kern w:val="2"/>
         <w:sz w:val="24"/>
         <w:szCs w:val="24"/>
-        <w:lang w:val="en-NL" w:eastAsia="en-US" w:bidi="ar-SA"/>
+        <w:lang w:val="en-US" w:eastAsia="en-US" w:bidi="ar-SA"/>
         <w14:ligatures w14:val="standardContextual"/>
       </w:rPr>
     </w:rPrDefault>
@@ -929,6 +715,9 @@
   <w:style w:type="paragraph" w:default="1" w:styleId="Normal">
     <w:name w:val="Normal"/>
     <w:qFormat/>
+    <w:rPr>
+      <w:lang w:val="nl-NL"/>
+    </w:rPr>
   </w:style>
   <w:style w:type="paragraph" w:styleId="Heading1">
     <w:name w:val="heading 1"/>
@@ -1444,6 +1233,17 @@
       <w:smallCaps/>
       <w:color w:val="0F4761" w:themeColor="accent1" w:themeShade="BF"/>
       <w:spacing w:val="5"/>
+    </w:rPr>
+  </w:style>
+  <w:style w:type="character" w:styleId="Hyperlink">
+    <w:name w:val="Hyperlink"/>
+    <w:basedOn w:val="DefaultParagraphFont"/>
+    <w:uiPriority w:val="99"/>
+    <w:unhideWhenUsed/>
+    <w:rsid w:val="2144078D"/>
+    <w:rPr>
+      <w:color w:val="467886"/>
+      <w:u w:val="single"/>
     </w:rPr>
   </w:style>
 </w:styles>
@@ -1762,4 +1562,180 @@
     </a:ext>
   </a:extLst>
 </a:theme>
+</file>
+
+<file path=customXml/item1.xml><?xml version="1.0" encoding="utf-8"?>
+<p:properties xmlns:p="http://schemas.microsoft.com/office/2006/metadata/properties" xmlns:xsi="http://www.w3.org/2001/XMLSchema-instance" xmlns:pc="http://schemas.microsoft.com/office/infopath/2007/PartnerControls">
+  <documentManagement/>
+</p:properties>
+</file>
+
+<file path=customXml/item2.xml><?xml version="1.0" encoding="utf-8"?>
+<?mso-contentType ?>
+<FormTemplates xmlns="http://schemas.microsoft.com/sharepoint/v3/contenttype/forms">
+  <Display>DocumentLibraryForm</Display>
+  <Edit>DocumentLibraryForm</Edit>
+  <New>DocumentLibraryForm</New>
+</FormTemplates>
+</file>
+
+<file path=customXml/item3.xml><?xml version="1.0" encoding="utf-8"?>
+<ct:contentTypeSchema xmlns:ct="http://schemas.microsoft.com/office/2006/metadata/contentType" xmlns:ma="http://schemas.microsoft.com/office/2006/metadata/properties/metaAttributes" ct:_="" ma:_="" ma:contentTypeName="Document" ma:contentTypeID="0x010100C6586A6716A99A4E8E0A991662B90A37" ma:contentTypeVersion="1" ma:contentTypeDescription="Een nieuw document maken." ma:contentTypeScope="" ma:versionID="c754a1bf1ca7d9b682f6480d80bc97e5">
+  <xsd:schema xmlns:xsd="http://www.w3.org/2001/XMLSchema" xmlns:xs="http://www.w3.org/2001/XMLSchema" xmlns:p="http://schemas.microsoft.com/office/2006/metadata/properties" xmlns:ns3="3dd3490a-0765-4b50-9eca-84124e9d6e47" targetNamespace="http://schemas.microsoft.com/office/2006/metadata/properties" ma:root="true" ma:fieldsID="c1eac0f2bc2916ea51d72f688b7f8001" ns3:_="">
+    <xsd:import namespace="3dd3490a-0765-4b50-9eca-84124e9d6e47"/>
+    <xsd:element name="properties">
+      <xsd:complexType>
+        <xsd:sequence>
+          <xsd:element name="documentManagement">
+            <xsd:complexType>
+              <xsd:all>
+                <xsd:element ref="ns3:MediaServiceDateTaken" minOccurs="0"/>
+              </xsd:all>
+            </xsd:complexType>
+          </xsd:element>
+        </xsd:sequence>
+      </xsd:complexType>
+    </xsd:element>
+  </xsd:schema>
+  <xsd:schema xmlns:xsd="http://www.w3.org/2001/XMLSchema" xmlns:xs="http://www.w3.org/2001/XMLSchema" xmlns:dms="http://schemas.microsoft.com/office/2006/documentManagement/types" xmlns:pc="http://schemas.microsoft.com/office/infopath/2007/PartnerControls" targetNamespace="3dd3490a-0765-4b50-9eca-84124e9d6e47" elementFormDefault="qualified">
+    <xsd:import namespace="http://schemas.microsoft.com/office/2006/documentManagement/types"/>
+    <xsd:import namespace="http://schemas.microsoft.com/office/infopath/2007/PartnerControls"/>
+    <xsd:element name="MediaServiceDateTaken" ma:index="8" nillable="true" ma:displayName="MediaServiceDateTaken" ma:hidden="true" ma:indexed="true" ma:internalName="MediaServiceDateTaken" ma:readOnly="true">
+      <xsd:simpleType>
+        <xsd:restriction base="dms:Text"/>
+      </xsd:simpleType>
+    </xsd:element>
+  </xsd:schema>
+  <xsd:schema xmlns="http://schemas.openxmlformats.org/package/2006/metadata/core-properties" xmlns:xsd="http://www.w3.org/2001/XMLSchema" xmlns:xsi="http://www.w3.org/2001/XMLSchema-instance" xmlns:dc="http://purl.org/dc/elements/1.1/" xmlns:dcterms="http://purl.org/dc/terms/" xmlns:odoc="http://schemas.microsoft.com/internal/obd" targetNamespace="http://schemas.openxmlformats.org/package/2006/metadata/core-properties" elementFormDefault="qualified" attributeFormDefault="unqualified" blockDefault="#all">
+    <xsd:import namespace="http://purl.org/dc/elements/1.1/" schemaLocation="http://dublincore.org/schemas/xmls/qdc/2003/04/02/dc.xsd"/>
+    <xsd:import namespace="http://purl.org/dc/terms/" schemaLocation="http://dublincore.org/schemas/xmls/qdc/2003/04/02/dcterms.xsd"/>
+    <xsd:element name="coreProperties" type="CT_coreProperties"/>
+    <xsd:complexType name="CT_coreProperties">
+      <xsd:all>
+        <xsd:element ref="dc:creator" minOccurs="0" maxOccurs="1"/>
+        <xsd:element ref="dcterms:created" minOccurs="0" maxOccurs="1"/>
+        <xsd:element ref="dc:identifier" minOccurs="0" maxOccurs="1"/>
+        <xsd:element name="contentType" minOccurs="0" maxOccurs="1" type="xsd:string" ma:index="0" ma:displayName="Inhoudstype"/>
+        <xsd:element ref="dc:title" minOccurs="0" maxOccurs="1" ma:index="4" ma:displayName="Titel"/>
+        <xsd:element ref="dc:subject" minOccurs="0" maxOccurs="1"/>
+        <xsd:element ref="dc:description" minOccurs="0" maxOccurs="1"/>
+        <xsd:element name="keywords" minOccurs="0" maxOccurs="1" type="xsd:string"/>
+        <xsd:element ref="dc:language" minOccurs="0" maxOccurs="1"/>
+        <xsd:element name="category" minOccurs="0" maxOccurs="1" type="xsd:string"/>
+        <xsd:element name="version" minOccurs="0" maxOccurs="1" type="xsd:string"/>
+        <xsd:element name="revision" minOccurs="0" maxOccurs="1" type="xsd:string">
+          <xsd:annotation>
+            <xsd:documentation>
+                        This value indicates the number of saves or revisions. The application is responsible for updating this value after each revision.
+                    </xsd:documentation>
+          </xsd:annotation>
+        </xsd:element>
+        <xsd:element name="lastModifiedBy" minOccurs="0" maxOccurs="1" type="xsd:string"/>
+        <xsd:element ref="dcterms:modified" minOccurs="0" maxOccurs="1"/>
+        <xsd:element name="contentStatus" minOccurs="0" maxOccurs="1" type="xsd:string"/>
+      </xsd:all>
+    </xsd:complexType>
+  </xsd:schema>
+  <xs:schema xmlns:pc="http://schemas.microsoft.com/office/infopath/2007/PartnerControls" xmlns:xs="http://www.w3.org/2001/XMLSchema" targetNamespace="http://schemas.microsoft.com/office/infopath/2007/PartnerControls" elementFormDefault="qualified" attributeFormDefault="unqualified">
+    <xs:element name="Person">
+      <xs:complexType>
+        <xs:sequence>
+          <xs:element ref="pc:DisplayName" minOccurs="0"/>
+          <xs:element ref="pc:AccountId" minOccurs="0"/>
+          <xs:element ref="pc:AccountType" minOccurs="0"/>
+        </xs:sequence>
+      </xs:complexType>
+    </xs:element>
+    <xs:element name="DisplayName" type="xs:string"/>
+    <xs:element name="AccountId" type="xs:string"/>
+    <xs:element name="AccountType" type="xs:string"/>
+    <xs:element name="BDCAssociatedEntity">
+      <xs:complexType>
+        <xs:sequence>
+          <xs:element ref="pc:BDCEntity" minOccurs="0" maxOccurs="unbounded"/>
+        </xs:sequence>
+        <xs:attribute ref="pc:EntityNamespace"/>
+        <xs:attribute ref="pc:EntityName"/>
+        <xs:attribute ref="pc:SystemInstanceName"/>
+        <xs:attribute ref="pc:AssociationName"/>
+      </xs:complexType>
+    </xs:element>
+    <xs:attribute name="EntityNamespace" type="xs:string"/>
+    <xs:attribute name="EntityName" type="xs:string"/>
+    <xs:attribute name="SystemInstanceName" type="xs:string"/>
+    <xs:attribute name="AssociationName" type="xs:string"/>
+    <xs:element name="BDCEntity">
+      <xs:complexType>
+        <xs:sequence>
+          <xs:element ref="pc:EntityDisplayName" minOccurs="0"/>
+          <xs:element ref="pc:EntityInstanceReference" minOccurs="0"/>
+          <xs:element ref="pc:EntityId1" minOccurs="0"/>
+          <xs:element ref="pc:EntityId2" minOccurs="0"/>
+          <xs:element ref="pc:EntityId3" minOccurs="0"/>
+          <xs:element ref="pc:EntityId4" minOccurs="0"/>
+          <xs:element ref="pc:EntityId5" minOccurs="0"/>
+        </xs:sequence>
+      </xs:complexType>
+    </xs:element>
+    <xs:element name="EntityDisplayName" type="xs:string"/>
+    <xs:element name="EntityInstanceReference" type="xs:string"/>
+    <xs:element name="EntityId1" type="xs:string"/>
+    <xs:element name="EntityId2" type="xs:string"/>
+    <xs:element name="EntityId3" type="xs:string"/>
+    <xs:element name="EntityId4" type="xs:string"/>
+    <xs:element name="EntityId5" type="xs:string"/>
+    <xs:element name="Terms">
+      <xs:complexType>
+        <xs:sequence>
+          <xs:element ref="pc:TermInfo" minOccurs="0" maxOccurs="unbounded"/>
+        </xs:sequence>
+      </xs:complexType>
+    </xs:element>
+    <xs:element name="TermInfo">
+      <xs:complexType>
+        <xs:sequence>
+          <xs:element ref="pc:TermName" minOccurs="0"/>
+          <xs:element ref="pc:TermId" minOccurs="0"/>
+        </xs:sequence>
+      </xs:complexType>
+    </xs:element>
+    <xs:element name="TermName" type="xs:string"/>
+    <xs:element name="TermId" type="xs:string"/>
+  </xs:schema>
+</ct:contentTypeSchema>
+</file>
+
+<file path=customXml/itemProps1.xml><?xml version="1.0" encoding="utf-8"?>
+<ds:datastoreItem xmlns:ds="http://schemas.openxmlformats.org/officeDocument/2006/customXml" ds:itemID="{8E330434-6C5A-4B38-8A38-35150B6174FA}">
+  <ds:schemaRefs>
+    <ds:schemaRef ds:uri="http://schemas.microsoft.com/office/2006/metadata/properties"/>
+    <ds:schemaRef ds:uri="http://schemas.microsoft.com/office/infopath/2007/PartnerControls"/>
+  </ds:schemaRefs>
+</ds:datastoreItem>
+</file>
+
+<file path=customXml/itemProps2.xml><?xml version="1.0" encoding="utf-8"?>
+<ds:datastoreItem xmlns:ds="http://schemas.openxmlformats.org/officeDocument/2006/customXml" ds:itemID="{79D53FE4-1FD8-4E87-83E9-7B4DBD146F4A}">
+  <ds:schemaRefs>
+    <ds:schemaRef ds:uri="http://schemas.microsoft.com/sharepoint/v3/contenttype/forms"/>
+  </ds:schemaRefs>
+</ds:datastoreItem>
+</file>
+
+<file path=customXml/itemProps3.xml><?xml version="1.0" encoding="utf-8"?>
+<ds:datastoreItem xmlns:ds="http://schemas.openxmlformats.org/officeDocument/2006/customXml" ds:itemID="{72F05847-BD9F-4D7B-968D-335187D53BBA}">
+  <ds:schemaRefs>
+    <ds:schemaRef ds:uri="http://schemas.microsoft.com/office/2006/metadata/contentType"/>
+    <ds:schemaRef ds:uri="http://schemas.microsoft.com/office/2006/metadata/properties/metaAttributes"/>
+    <ds:schemaRef ds:uri="http://www.w3.org/2001/XMLSchema"/>
+    <ds:schemaRef ds:uri="http://schemas.microsoft.com/office/2006/metadata/properties"/>
+    <ds:schemaRef ds:uri="3dd3490a-0765-4b50-9eca-84124e9d6e47"/>
+    <ds:schemaRef ds:uri="http://schemas.microsoft.com/office/2006/documentManagement/types"/>
+    <ds:schemaRef ds:uri="http://schemas.microsoft.com/office/infopath/2007/PartnerControls"/>
+    <ds:schemaRef ds:uri="http://schemas.openxmlformats.org/package/2006/metadata/core-properties"/>
+    <ds:schemaRef ds:uri="http://purl.org/dc/elements/1.1/"/>
+    <ds:schemaRef ds:uri="http://purl.org/dc/terms/"/>
+    <ds:schemaRef ds:uri="http://schemas.microsoft.com/internal/obd"/>
+  </ds:schemaRefs>
+</ds:datastoreItem>
 </file>